--- a/output/doc/软件需求规格说明书-信息学院学生综合服务与党团管理平台-v1.5-emf.docx
+++ b/output/doc/软件需求规格说明书-信息学院学生综合服务与党团管理平台-v1.5-emf.docx
@@ -413,7 +413,13 @@
               <w:t xml:space="preserve">SRS </w:t>
             </w:r>
             <w:r>
-              <w:t>分析资料形成初版软件需求规格说明书。</w:t>
+              <w:t>分析资料</w:t>
+            </w:r>
+            <w:r>
+              <w:rPr>
+                <w:rFonts w:hint="eastAsia"/>
+              </w:rPr>
+              <w:t>形成初版软件需求规格说明书。</w:t>
             </w:r>
           </w:p>
         </w:tc>
@@ -424,7 +430,13 @@
           </w:tcPr>
           <w:p>
             <w:r>
-              <w:t>V1.0</w:t>
+              <w:t>V1.</w:t>
+            </w:r>
+            <w:r>
+              <w:rPr>
+                <w:rFonts w:hint="eastAsia"/>
+              </w:rPr>
+              <w:t>0</w:t>
             </w:r>
           </w:p>
         </w:tc>
@@ -452,7 +464,7 @@
           </w:tcPr>
           <w:p>
             <w:r>
-              <w:t>2026-04-14</w:t>
+              <w:t>2026-04-15</w:t>
             </w:r>
           </w:p>
         </w:tc>
@@ -474,13 +486,19 @@
           </w:tcPr>
           <w:p>
             <w:r>
-              <w:t>融合需求文档、需求补充、</w:t>
-            </w:r>
-            <w:r>
-              <w:t xml:space="preserve">SRS </w:t>
-            </w:r>
-            <w:r>
-              <w:t>分析资料和两版现有规格说明书后的增强版需求规格说明书。</w:t>
+              <w:t>根据</w:t>
+            </w:r>
+            <w:r>
+              <w:t xml:space="preserve"> fix.md </w:t>
+            </w:r>
+            <w:r>
+              <w:t>完成账号生命周期、审计归档、涉密转线下处理和导入错误报告等</w:t>
+            </w:r>
+            <w:r>
+              <w:t xml:space="preserve"> v1.5 </w:t>
+            </w:r>
+            <w:r>
+              <w:t>修订。</w:t>
             </w:r>
           </w:p>
         </w:tc>
@@ -491,7 +509,7 @@
           </w:tcPr>
           <w:p>
             <w:r>
-              <w:t>V1.1</w:t>
+              <w:t>V1.5</w:t>
             </w:r>
           </w:p>
         </w:tc>
@@ -510,9 +528,6 @@
             <w:pPr>
               <w:pStyle w:val="11"/>
             </w:pPr>
-            <w:r>
-              <w:t>3</w:t>
-            </w:r>
           </w:p>
         </w:tc>
         <w:tc>
@@ -524,9 +539,6 @@
             <w:pPr>
               <w:pStyle w:val="11"/>
             </w:pPr>
-            <w:r>
-              <w:t>2026-04-14</w:t>
-            </w:r>
           </w:p>
         </w:tc>
         <w:tc>
@@ -538,9 +550,6 @@
             <w:pPr>
               <w:pStyle w:val="11"/>
             </w:pPr>
-            <w:r>
-              <w:t>项目组</w:t>
-            </w:r>
           </w:p>
         </w:tc>
         <w:tc>
@@ -552,9 +561,6 @@
             <w:pPr>
               <w:pStyle w:val="11"/>
             </w:pPr>
-            <w:r>
-              <w:t>在增强版基础上补全五大模块正文、附录默认审批矩阵和待确认问题，固化一期基线。</w:t>
-            </w:r>
           </w:p>
         </w:tc>
         <w:tc>
@@ -566,9 +572,6 @@
             <w:pPr>
               <w:pStyle w:val="11"/>
             </w:pPr>
-            <w:r>
-              <w:t>V1.2</w:t>
-            </w:r>
           </w:p>
         </w:tc>
       </w:tr>
@@ -586,9 +589,6 @@
             <w:pPr>
               <w:pStyle w:val="11"/>
             </w:pPr>
-            <w:r>
-              <w:t>4</w:t>
-            </w:r>
           </w:p>
         </w:tc>
         <w:tc>
@@ -600,9 +600,6 @@
             <w:pPr>
               <w:pStyle w:val="11"/>
             </w:pPr>
-            <w:r>
-              <w:t>2026-04-15</w:t>
-            </w:r>
           </w:p>
         </w:tc>
         <w:tc>
@@ -614,9 +611,6 @@
             <w:pPr>
               <w:pStyle w:val="11"/>
             </w:pPr>
-            <w:r>
-              <w:t>项目组</w:t>
-            </w:r>
           </w:p>
         </w:tc>
         <w:tc>
@@ -628,9 +622,6 @@
             <w:pPr>
               <w:pStyle w:val="11"/>
             </w:pPr>
-            <w:r>
-              <w:t>补充五大核心模块的分析模型、用例图和动态时序图，完善知识问答、党团流程、通知推送、电子证明审批和学业分析场景。</w:t>
-            </w:r>
           </w:p>
         </w:tc>
         <w:tc>
@@ -642,9 +633,6 @@
             <w:pPr>
               <w:pStyle w:val="11"/>
             </w:pPr>
-            <w:r>
-              <w:t>V1.3</w:t>
-            </w:r>
           </w:p>
         </w:tc>
       </w:tr>
@@ -662,9 +650,6 @@
             <w:pPr>
               <w:pStyle w:val="11"/>
             </w:pPr>
-            <w:r>
-              <w:t>5</w:t>
-            </w:r>
           </w:p>
         </w:tc>
         <w:tc>
@@ -676,9 +661,6 @@
             <w:pPr>
               <w:pStyle w:val="11"/>
             </w:pPr>
-            <w:r>
-              <w:t>2026-04-15</w:t>
-            </w:r>
           </w:p>
         </w:tc>
         <w:tc>
@@ -690,9 +672,6 @@
             <w:pPr>
               <w:pStyle w:val="11"/>
             </w:pPr>
-            <w:r>
-              <w:t>项目组</w:t>
-            </w:r>
           </w:p>
         </w:tc>
         <w:tc>
@@ -704,9 +683,6 @@
             <w:pPr>
               <w:pStyle w:val="11"/>
             </w:pPr>
-            <w:r>
-              <w:t>扩展奖励荣誉展示和学生画像与信息管理两大模块，整体覆盖七个模块并新增对应 FR、用例和原型。</w:t>
-            </w:r>
           </w:p>
         </w:tc>
         <w:tc>
@@ -718,9 +694,6 @@
             <w:pPr>
               <w:pStyle w:val="11"/>
             </w:pPr>
-            <w:r>
-              <w:t>V1.4</w:t>
-            </w:r>
           </w:p>
         </w:tc>
       </w:tr>
@@ -738,9 +711,6 @@
             <w:pPr>
               <w:pStyle w:val="11"/>
             </w:pPr>
-            <w:r>
-              <w:t>6</w:t>
-            </w:r>
           </w:p>
         </w:tc>
         <w:tc>
@@ -752,9 +722,6 @@
             <w:pPr>
               <w:pStyle w:val="11"/>
             </w:pPr>
-            <w:r>
-              <w:t>2026-04-15</w:t>
-            </w:r>
           </w:p>
         </w:tc>
         <w:tc>
@@ -766,9 +733,6 @@
             <w:pPr>
               <w:pStyle w:val="11"/>
             </w:pPr>
-            <w:r>
-              <w:t>项目组</w:t>
-            </w:r>
           </w:p>
         </w:tc>
         <w:tc>
@@ -780,9 +744,6 @@
             <w:pPr>
               <w:pStyle w:val="11"/>
             </w:pPr>
-            <w:r>
-              <w:t>完成账号生命周期、审计归档、涉密转线下处理和导入错误报告等 v1.5 修订。</w:t>
-            </w:r>
           </w:p>
         </w:tc>
         <w:tc>
@@ -794,9 +755,6 @@
             <w:pPr>
               <w:pStyle w:val="11"/>
             </w:pPr>
-            <w:r>
-              <w:t>V1.5</w:t>
-            </w:r>
           </w:p>
         </w:tc>
       </w:tr>
@@ -1918,7 +1876,7 @@
             <w:noProof/>
             <w:webHidden/>
           </w:rPr>
-          <w:t>5</w:t>
+          <w:t>4</w:t>
         </w:r>
         <w:r>
           <w:rPr>
@@ -1998,7 +1956,7 @@
             <w:noProof/>
             <w:webHidden/>
           </w:rPr>
-          <w:t>5</w:t>
+          <w:t>4</w:t>
         </w:r>
         <w:r>
           <w:rPr>
@@ -2078,7 +2036,7 @@
             <w:noProof/>
             <w:webHidden/>
           </w:rPr>
-          <w:t>5</w:t>
+          <w:t>4</w:t>
         </w:r>
         <w:r>
           <w:rPr>
@@ -2158,7 +2116,7 @@
             <w:noProof/>
             <w:webHidden/>
           </w:rPr>
-          <w:t>5</w:t>
+          <w:t>4</w:t>
         </w:r>
         <w:r>
           <w:rPr>
@@ -2238,7 +2196,7 @@
             <w:noProof/>
             <w:webHidden/>
           </w:rPr>
-          <w:t>5</w:t>
+          <w:t>4</w:t>
         </w:r>
         <w:r>
           <w:rPr>
@@ -2318,7 +2276,7 @@
             <w:noProof/>
             <w:webHidden/>
           </w:rPr>
-          <w:t>5</w:t>
+          <w:t>4</w:t>
         </w:r>
         <w:r>
           <w:rPr>
@@ -2398,7 +2356,7 @@
             <w:noProof/>
             <w:webHidden/>
           </w:rPr>
-          <w:t>6</w:t>
+          <w:t>5</w:t>
         </w:r>
         <w:r>
           <w:rPr>
@@ -2470,7 +2428,7 @@
             <w:noProof/>
             <w:webHidden/>
           </w:rPr>
-          <w:t>6</w:t>
+          <w:t>5</w:t>
         </w:r>
         <w:r>
           <w:rPr>
@@ -2550,7 +2508,7 @@
             <w:noProof/>
             <w:webHidden/>
           </w:rPr>
-          <w:t>6</w:t>
+          <w:t>5</w:t>
         </w:r>
         <w:r>
           <w:rPr>
@@ -2630,7 +2588,7 @@
             <w:noProof/>
             <w:webHidden/>
           </w:rPr>
-          <w:t>7</w:t>
+          <w:t>6</w:t>
         </w:r>
         <w:r>
           <w:rPr>
@@ -2710,7 +2668,7 @@
             <w:noProof/>
             <w:webHidden/>
           </w:rPr>
-          <w:t>8</w:t>
+          <w:t>7</w:t>
         </w:r>
         <w:r>
           <w:rPr>
@@ -2782,7 +2740,7 @@
             <w:noProof/>
             <w:webHidden/>
           </w:rPr>
-          <w:t>9</w:t>
+          <w:t>7</w:t>
         </w:r>
         <w:r>
           <w:rPr>
@@ -2862,7 +2820,7 @@
             <w:noProof/>
             <w:webHidden/>
           </w:rPr>
-          <w:t>9</w:t>
+          <w:t>7</w:t>
         </w:r>
         <w:r>
           <w:rPr>
@@ -2942,7 +2900,7 @@
             <w:noProof/>
             <w:webHidden/>
           </w:rPr>
-          <w:t>13</w:t>
+          <w:t>12</w:t>
         </w:r>
         <w:r>
           <w:rPr>
@@ -3022,7 +2980,7 @@
             <w:noProof/>
             <w:webHidden/>
           </w:rPr>
-          <w:t>21</w:t>
+          <w:t>20</w:t>
         </w:r>
         <w:r>
           <w:rPr>
@@ -3094,7 +3052,7 @@
             <w:noProof/>
             <w:webHidden/>
           </w:rPr>
-          <w:t>31</w:t>
+          <w:t>30</w:t>
         </w:r>
         <w:r>
           <w:rPr>
@@ -3174,7 +3132,7 @@
             <w:noProof/>
             <w:webHidden/>
           </w:rPr>
-          <w:t>31</w:t>
+          <w:t>30</w:t>
         </w:r>
         <w:r>
           <w:rPr>
@@ -3254,7 +3212,7 @@
             <w:noProof/>
             <w:webHidden/>
           </w:rPr>
-          <w:t>32</w:t>
+          <w:t>31</w:t>
         </w:r>
         <w:r>
           <w:rPr>
@@ -3334,7 +3292,7 @@
             <w:noProof/>
             <w:webHidden/>
           </w:rPr>
-          <w:t>32</w:t>
+          <w:t>31</w:t>
         </w:r>
         <w:r>
           <w:rPr>
@@ -3414,7 +3372,7 @@
             <w:noProof/>
             <w:webHidden/>
           </w:rPr>
-          <w:t>33</w:t>
+          <w:t>32</w:t>
         </w:r>
         <w:r>
           <w:rPr>
@@ -3494,7 +3452,7 @@
             <w:noProof/>
             <w:webHidden/>
           </w:rPr>
-          <w:t>33</w:t>
+          <w:t>32</w:t>
         </w:r>
         <w:r>
           <w:rPr>
@@ -3574,7 +3532,7 @@
             <w:noProof/>
             <w:webHidden/>
           </w:rPr>
-          <w:t>34</w:t>
+          <w:t>33</w:t>
         </w:r>
         <w:r>
           <w:rPr>
@@ -3646,7 +3604,7 @@
             <w:noProof/>
             <w:webHidden/>
           </w:rPr>
-          <w:t>35</w:t>
+          <w:t>33</w:t>
         </w:r>
         <w:r>
           <w:rPr>
@@ -3724,7 +3682,7 @@
             <w:noProof/>
             <w:webHidden/>
           </w:rPr>
-          <w:t>35</w:t>
+          <w:t>34</w:t>
         </w:r>
         <w:r>
           <w:rPr>
@@ -3802,7 +3760,7 @@
             <w:noProof/>
             <w:webHidden/>
           </w:rPr>
-          <w:t>35</w:t>
+          <w:t>34</w:t>
         </w:r>
         <w:r>
           <w:rPr>
@@ -3880,7 +3838,7 @@
             <w:noProof/>
             <w:webHidden/>
           </w:rPr>
-          <w:t>35</w:t>
+          <w:t>34</w:t>
         </w:r>
         <w:r>
           <w:rPr>
@@ -3958,7 +3916,7 @@
             <w:noProof/>
             <w:webHidden/>
           </w:rPr>
-          <w:t>36</w:t>
+          <w:t>34</w:t>
         </w:r>
         <w:r>
           <w:rPr>
@@ -4036,7 +3994,7 @@
             <w:noProof/>
             <w:webHidden/>
           </w:rPr>
-          <w:t>36</w:t>
+          <w:t>35</w:t>
         </w:r>
         <w:r>
           <w:rPr>
@@ -4114,7 +4072,7 @@
             <w:noProof/>
             <w:webHidden/>
           </w:rPr>
-          <w:t>36</w:t>
+          <w:t>35</w:t>
         </w:r>
         <w:r>
           <w:rPr>
@@ -4192,7 +4150,7 @@
             <w:noProof/>
             <w:webHidden/>
           </w:rPr>
-          <w:t>36</w:t>
+          <w:t>35</w:t>
         </w:r>
         <w:r>
           <w:rPr>
@@ -4232,6 +4190,7 @@
           <w:b/>
           <w:bCs w:val="0"/>
         </w:rPr>
+        <w:lastRenderedPageBreak/>
         <w:t>1. 引言</w:t>
       </w:r>
       <w:bookmarkEnd w:id="7"/>
@@ -4677,8 +4636,8 @@
         <w:tblLook w:val="04A0" w:firstRow="1" w:lastRow="0" w:firstColumn="1" w:lastColumn="0" w:noHBand="0" w:noVBand="1"/>
       </w:tblPr>
       <w:tblGrid>
-        <w:gridCol w:w="4151"/>
-        <w:gridCol w:w="4151"/>
+        <w:gridCol w:w="4156"/>
+        <w:gridCol w:w="4156"/>
       </w:tblGrid>
       <w:tr>
         <w:trPr>
@@ -5097,8 +5056,8 @@
         <w:tblLook w:val="04A0" w:firstRow="1" w:lastRow="0" w:firstColumn="1" w:lastColumn="0" w:noHBand="0" w:noVBand="1"/>
       </w:tblPr>
       <w:tblGrid>
-        <w:gridCol w:w="4151"/>
-        <w:gridCol w:w="4151"/>
+        <w:gridCol w:w="4156"/>
+        <w:gridCol w:w="4156"/>
       </w:tblGrid>
       <w:tr>
         <w:trPr>
@@ -5378,10 +5337,10 @@
           <w:noProof/>
         </w:rPr>
         <w:drawing>
-          <wp:inline distT="0" distB="0" distL="0" distR="0" wp14:anchorId="034BCFBE" wp14:editId="11851C5E">
+          <wp:inline distT="0" distB="0" distL="0" distR="0" wp14:anchorId="10185B51" wp14:editId="7188A8FD">
             <wp:extent cx="5120640" cy="2148796"/>
             <wp:effectExtent l="0" t="0" r="3810" b="4445"/>
-            <wp:docPr id="1" name="图片 1"/>
+            <wp:docPr id="6" name="图片 6"/>
             <wp:cNvGraphicFramePr>
               <a:graphicFrameLocks xmlns:a="http://schemas.openxmlformats.org/drawingml/2006/main" noChangeAspect="1"/>
             </wp:cNvGraphicFramePr>
@@ -5389,7 +5348,7 @@
               <a:graphicData uri="http://schemas.openxmlformats.org/drawingml/2006/picture">
                 <pic:pic xmlns:pic="http://schemas.openxmlformats.org/drawingml/2006/picture">
                   <pic:nvPicPr>
-                    <pic:cNvPr id="1" name=""/>
+                    <pic:cNvPr id="6" name=""/>
                     <pic:cNvPicPr/>
                   </pic:nvPicPr>
                   <pic:blipFill>
@@ -5537,8 +5496,8 @@
         <w:tblLook w:val="04A0" w:firstRow="1" w:lastRow="0" w:firstColumn="1" w:lastColumn="0" w:noHBand="0" w:noVBand="1"/>
       </w:tblPr>
       <w:tblGrid>
-        <w:gridCol w:w="4150"/>
-        <w:gridCol w:w="4152"/>
+        <w:gridCol w:w="4156"/>
+        <w:gridCol w:w="4156"/>
       </w:tblGrid>
       <w:tr>
         <w:trPr>
@@ -6485,11 +6444,11 @@
         <w:tblLook w:val="04A0" w:firstRow="1" w:lastRow="0" w:firstColumn="1" w:lastColumn="0" w:noHBand="0" w:noVBand="1"/>
       </w:tblPr>
       <w:tblGrid>
-        <w:gridCol w:w="1660"/>
-        <w:gridCol w:w="1660"/>
-        <w:gridCol w:w="1660"/>
-        <w:gridCol w:w="1661"/>
-        <w:gridCol w:w="1661"/>
+        <w:gridCol w:w="1662"/>
+        <w:gridCol w:w="1662"/>
+        <w:gridCol w:w="1662"/>
+        <w:gridCol w:w="1662"/>
+        <w:gridCol w:w="1662"/>
       </w:tblGrid>
       <w:tr>
         <w:trPr>
@@ -6998,10 +6957,10 @@
         <w:tblLook w:val="04A0" w:firstRow="1" w:lastRow="0" w:firstColumn="1" w:lastColumn="0" w:noHBand="0" w:noVBand="1"/>
       </w:tblPr>
       <w:tblGrid>
-        <w:gridCol w:w="2075"/>
-        <w:gridCol w:w="2076"/>
-        <w:gridCol w:w="2075"/>
-        <w:gridCol w:w="2076"/>
+        <w:gridCol w:w="2078"/>
+        <w:gridCol w:w="2078"/>
+        <w:gridCol w:w="2078"/>
+        <w:gridCol w:w="2078"/>
       </w:tblGrid>
       <w:tr>
         <w:trPr>
@@ -7928,10 +7887,10 @@
           <w:noProof/>
         </w:rPr>
         <w:drawing>
-          <wp:inline distT="0" distB="0" distL="0" distR="0" wp14:anchorId="45FF75F5" wp14:editId="668ABBE2">
+          <wp:inline distT="0" distB="0" distL="0" distR="0" wp14:anchorId="0326FAD1" wp14:editId="19E4B6C7">
             <wp:extent cx="5029200" cy="7516295"/>
             <wp:effectExtent l="0" t="0" r="0" b="8890"/>
-            <wp:docPr id="2" name="图片 2"/>
+            <wp:docPr id="15" name="图片 15"/>
             <wp:cNvGraphicFramePr>
               <a:graphicFrameLocks xmlns:a="http://schemas.openxmlformats.org/drawingml/2006/main" noChangeAspect="1"/>
             </wp:cNvGraphicFramePr>
@@ -7939,7 +7898,7 @@
               <a:graphicData uri="http://schemas.openxmlformats.org/drawingml/2006/picture">
                 <pic:pic xmlns:pic="http://schemas.openxmlformats.org/drawingml/2006/picture">
                   <pic:nvPicPr>
-                    <pic:cNvPr id="2" name=""/>
+                    <pic:cNvPr id="15" name=""/>
                     <pic:cNvPicPr/>
                   </pic:nvPicPr>
                   <pic:blipFill>
@@ -7990,10 +7949,10 @@
           <w:noProof/>
         </w:rPr>
         <w:drawing>
-          <wp:inline distT="0" distB="0" distL="0" distR="0" wp14:anchorId="0BFEDAEB" wp14:editId="213D7183">
+          <wp:inline distT="0" distB="0" distL="0" distR="0" wp14:anchorId="3ED15A3F" wp14:editId="39D0C850">
             <wp:extent cx="5029200" cy="7771303"/>
             <wp:effectExtent l="0" t="0" r="0" b="0"/>
-            <wp:docPr id="3" name="图片 3"/>
+            <wp:docPr id="16" name="图片 16"/>
             <wp:cNvGraphicFramePr>
               <a:graphicFrameLocks xmlns:a="http://schemas.openxmlformats.org/drawingml/2006/main" noChangeAspect="1"/>
             </wp:cNvGraphicFramePr>
@@ -8001,7 +7960,7 @@
               <a:graphicData uri="http://schemas.openxmlformats.org/drawingml/2006/picture">
                 <pic:pic xmlns:pic="http://schemas.openxmlformats.org/drawingml/2006/picture">
                   <pic:nvPicPr>
-                    <pic:cNvPr id="3" name=""/>
+                    <pic:cNvPr id="16" name=""/>
                     <pic:cNvPicPr/>
                   </pic:nvPicPr>
                   <pic:blipFill>
@@ -8058,10 +8017,10 @@
           <w:noProof/>
         </w:rPr>
         <w:drawing>
-          <wp:inline distT="0" distB="0" distL="0" distR="0" wp14:anchorId="53184990" wp14:editId="289C3C4E">
+          <wp:inline distT="0" distB="0" distL="0" distR="0" wp14:anchorId="4F8F2461" wp14:editId="6C491CA6">
             <wp:extent cx="5029200" cy="5799432"/>
             <wp:effectExtent l="0" t="0" r="0" b="0"/>
-            <wp:docPr id="4" name="图片 4"/>
+            <wp:docPr id="17" name="图片 17"/>
             <wp:cNvGraphicFramePr>
               <a:graphicFrameLocks xmlns:a="http://schemas.openxmlformats.org/drawingml/2006/main" noChangeAspect="1"/>
             </wp:cNvGraphicFramePr>
@@ -8069,7 +8028,7 @@
               <a:graphicData uri="http://schemas.openxmlformats.org/drawingml/2006/picture">
                 <pic:pic xmlns:pic="http://schemas.openxmlformats.org/drawingml/2006/picture">
                   <pic:nvPicPr>
-                    <pic:cNvPr id="4" name=""/>
+                    <pic:cNvPr id="17" name=""/>
                     <pic:cNvPicPr/>
                   </pic:nvPicPr>
                   <pic:blipFill>
@@ -8122,10 +8081,10 @@
         <w:tblLook w:val="04A0" w:firstRow="1" w:lastRow="0" w:firstColumn="1" w:lastColumn="0" w:noHBand="0" w:noVBand="1"/>
       </w:tblPr>
       <w:tblGrid>
-        <w:gridCol w:w="2075"/>
-        <w:gridCol w:w="2075"/>
-        <w:gridCol w:w="2076"/>
-        <w:gridCol w:w="2076"/>
+        <w:gridCol w:w="2078"/>
+        <w:gridCol w:w="2078"/>
+        <w:gridCol w:w="2078"/>
+        <w:gridCol w:w="2078"/>
       </w:tblGrid>
       <w:tr>
         <w:trPr>
@@ -8490,8 +8449,8 @@
         <w:tblLook w:val="04A0" w:firstRow="1" w:lastRow="0" w:firstColumn="1" w:lastColumn="0" w:noHBand="0" w:noVBand="1"/>
       </w:tblPr>
       <w:tblGrid>
-        <w:gridCol w:w="4151"/>
-        <w:gridCol w:w="4151"/>
+        <w:gridCol w:w="4156"/>
+        <w:gridCol w:w="4156"/>
       </w:tblGrid>
       <w:tr>
         <w:trPr>
@@ -8681,9 +8640,9 @@
         <w:tblLook w:val="04A0" w:firstRow="1" w:lastRow="0" w:firstColumn="1" w:lastColumn="0" w:noHBand="0" w:noVBand="1"/>
       </w:tblPr>
       <w:tblGrid>
-        <w:gridCol w:w="2767"/>
-        <w:gridCol w:w="2767"/>
-        <w:gridCol w:w="2768"/>
+        <w:gridCol w:w="2771"/>
+        <w:gridCol w:w="2771"/>
+        <w:gridCol w:w="2771"/>
       </w:tblGrid>
       <w:tr>
         <w:trPr>
@@ -8899,9 +8858,9 @@
         <w:tblLook w:val="04A0" w:firstRow="1" w:lastRow="0" w:firstColumn="1" w:lastColumn="0" w:noHBand="0" w:noVBand="1"/>
       </w:tblPr>
       <w:tblGrid>
-        <w:gridCol w:w="2767"/>
-        <w:gridCol w:w="2767"/>
-        <w:gridCol w:w="2768"/>
+        <w:gridCol w:w="2771"/>
+        <w:gridCol w:w="2771"/>
+        <w:gridCol w:w="2771"/>
       </w:tblGrid>
       <w:tr>
         <w:trPr>
@@ -9015,8 +8974,8 @@
         <w:tblLook w:val="04A0" w:firstRow="1" w:lastRow="0" w:firstColumn="1" w:lastColumn="0" w:noHBand="0" w:noVBand="1"/>
       </w:tblPr>
       <w:tblGrid>
-        <w:gridCol w:w="4151"/>
-        <w:gridCol w:w="4151"/>
+        <w:gridCol w:w="4156"/>
+        <w:gridCol w:w="4156"/>
       </w:tblGrid>
       <w:tr>
         <w:trPr>
@@ -9200,9 +9159,9 @@
         <w:tblLook w:val="04A0" w:firstRow="1" w:lastRow="0" w:firstColumn="1" w:lastColumn="0" w:noHBand="0" w:noVBand="1"/>
       </w:tblPr>
       <w:tblGrid>
-        <w:gridCol w:w="2767"/>
-        <w:gridCol w:w="2767"/>
-        <w:gridCol w:w="2768"/>
+        <w:gridCol w:w="2771"/>
+        <w:gridCol w:w="2771"/>
+        <w:gridCol w:w="2771"/>
       </w:tblGrid>
       <w:tr>
         <w:trPr>
@@ -9436,9 +9395,9 @@
         <w:tblLook w:val="04A0" w:firstRow="1" w:lastRow="0" w:firstColumn="1" w:lastColumn="0" w:noHBand="0" w:noVBand="1"/>
       </w:tblPr>
       <w:tblGrid>
-        <w:gridCol w:w="2767"/>
-        <w:gridCol w:w="2767"/>
-        <w:gridCol w:w="2768"/>
+        <w:gridCol w:w="2771"/>
+        <w:gridCol w:w="2771"/>
+        <w:gridCol w:w="2771"/>
       </w:tblGrid>
       <w:tr>
         <w:trPr>
@@ -9552,8 +9511,8 @@
         <w:tblLook w:val="04A0" w:firstRow="1" w:lastRow="0" w:firstColumn="1" w:lastColumn="0" w:noHBand="0" w:noVBand="1"/>
       </w:tblPr>
       <w:tblGrid>
-        <w:gridCol w:w="4151"/>
-        <w:gridCol w:w="4151"/>
+        <w:gridCol w:w="4156"/>
+        <w:gridCol w:w="4156"/>
       </w:tblGrid>
       <w:tr>
         <w:trPr>
@@ -9731,9 +9690,9 @@
         <w:tblLook w:val="04A0" w:firstRow="1" w:lastRow="0" w:firstColumn="1" w:lastColumn="0" w:noHBand="0" w:noVBand="1"/>
       </w:tblPr>
       <w:tblGrid>
-        <w:gridCol w:w="2767"/>
-        <w:gridCol w:w="2767"/>
-        <w:gridCol w:w="2768"/>
+        <w:gridCol w:w="2771"/>
+        <w:gridCol w:w="2771"/>
+        <w:gridCol w:w="2771"/>
       </w:tblGrid>
       <w:tr>
         <w:trPr>
@@ -9949,9 +9908,9 @@
         <w:tblLook w:val="04A0" w:firstRow="1" w:lastRow="0" w:firstColumn="1" w:lastColumn="0" w:noHBand="0" w:noVBand="1"/>
       </w:tblPr>
       <w:tblGrid>
-        <w:gridCol w:w="2767"/>
-        <w:gridCol w:w="2767"/>
-        <w:gridCol w:w="2768"/>
+        <w:gridCol w:w="2771"/>
+        <w:gridCol w:w="2771"/>
+        <w:gridCol w:w="2771"/>
       </w:tblGrid>
       <w:tr>
         <w:trPr>
@@ -10071,8 +10030,8 @@
         <w:tblLook w:val="04A0" w:firstRow="1" w:lastRow="0" w:firstColumn="1" w:lastColumn="0" w:noHBand="0" w:noVBand="1"/>
       </w:tblPr>
       <w:tblGrid>
-        <w:gridCol w:w="4151"/>
-        <w:gridCol w:w="4151"/>
+        <w:gridCol w:w="4156"/>
+        <w:gridCol w:w="4156"/>
       </w:tblGrid>
       <w:tr>
         <w:trPr>
@@ -10268,9 +10227,9 @@
         <w:tblLook w:val="04A0" w:firstRow="1" w:lastRow="0" w:firstColumn="1" w:lastColumn="0" w:noHBand="0" w:noVBand="1"/>
       </w:tblPr>
       <w:tblGrid>
-        <w:gridCol w:w="2767"/>
-        <w:gridCol w:w="2767"/>
-        <w:gridCol w:w="2768"/>
+        <w:gridCol w:w="2771"/>
+        <w:gridCol w:w="2771"/>
+        <w:gridCol w:w="2771"/>
       </w:tblGrid>
       <w:tr>
         <w:trPr>
@@ -10492,9 +10451,9 @@
         <w:tblLook w:val="04A0" w:firstRow="1" w:lastRow="0" w:firstColumn="1" w:lastColumn="0" w:noHBand="0" w:noVBand="1"/>
       </w:tblPr>
       <w:tblGrid>
-        <w:gridCol w:w="2767"/>
-        <w:gridCol w:w="2767"/>
-        <w:gridCol w:w="2768"/>
+        <w:gridCol w:w="2771"/>
+        <w:gridCol w:w="2771"/>
+        <w:gridCol w:w="2771"/>
       </w:tblGrid>
       <w:tr>
         <w:trPr>
@@ -10676,8 +10635,8 @@
         <w:tblLook w:val="04A0" w:firstRow="1" w:lastRow="0" w:firstColumn="1" w:lastColumn="0" w:noHBand="0" w:noVBand="1"/>
       </w:tblPr>
       <w:tblGrid>
-        <w:gridCol w:w="4151"/>
-        <w:gridCol w:w="4151"/>
+        <w:gridCol w:w="4156"/>
+        <w:gridCol w:w="4156"/>
       </w:tblGrid>
       <w:tr>
         <w:trPr>
@@ -10861,9 +10820,9 @@
         <w:tblLook w:val="04A0" w:firstRow="1" w:lastRow="0" w:firstColumn="1" w:lastColumn="0" w:noHBand="0" w:noVBand="1"/>
       </w:tblPr>
       <w:tblGrid>
-        <w:gridCol w:w="2767"/>
-        <w:gridCol w:w="2767"/>
-        <w:gridCol w:w="2768"/>
+        <w:gridCol w:w="2771"/>
+        <w:gridCol w:w="2771"/>
+        <w:gridCol w:w="2771"/>
       </w:tblGrid>
       <w:tr>
         <w:trPr>
@@ -11079,9 +11038,9 @@
         <w:tblLook w:val="04A0" w:firstRow="1" w:lastRow="0" w:firstColumn="1" w:lastColumn="0" w:noHBand="0" w:noVBand="1"/>
       </w:tblPr>
       <w:tblGrid>
-        <w:gridCol w:w="2768"/>
-        <w:gridCol w:w="2767"/>
-        <w:gridCol w:w="2767"/>
+        <w:gridCol w:w="2771"/>
+        <w:gridCol w:w="2771"/>
+        <w:gridCol w:w="2771"/>
       </w:tblGrid>
       <w:tr>
         <w:trPr>
@@ -11195,8 +11154,8 @@
         <w:tblLook w:val="04A0" w:firstRow="1" w:lastRow="0" w:firstColumn="1" w:lastColumn="0" w:noHBand="0" w:noVBand="1"/>
       </w:tblPr>
       <w:tblGrid>
-        <w:gridCol w:w="4151"/>
-        <w:gridCol w:w="4151"/>
+        <w:gridCol w:w="4156"/>
+        <w:gridCol w:w="4156"/>
       </w:tblGrid>
       <w:tr>
         <w:trPr>
@@ -11374,9 +11333,9 @@
         <w:tblLook w:val="04A0" w:firstRow="1" w:lastRow="0" w:firstColumn="1" w:lastColumn="0" w:noHBand="0" w:noVBand="1"/>
       </w:tblPr>
       <w:tblGrid>
-        <w:gridCol w:w="2767"/>
-        <w:gridCol w:w="2767"/>
-        <w:gridCol w:w="2768"/>
+        <w:gridCol w:w="2771"/>
+        <w:gridCol w:w="2771"/>
+        <w:gridCol w:w="2771"/>
       </w:tblGrid>
       <w:tr>
         <w:trPr>
@@ -11592,9 +11551,9 @@
         <w:tblLook w:val="04A0" w:firstRow="1" w:lastRow="0" w:firstColumn="1" w:lastColumn="0" w:noHBand="0" w:noVBand="1"/>
       </w:tblPr>
       <w:tblGrid>
-        <w:gridCol w:w="2767"/>
-        <w:gridCol w:w="2767"/>
-        <w:gridCol w:w="2768"/>
+        <w:gridCol w:w="2771"/>
+        <w:gridCol w:w="2771"/>
+        <w:gridCol w:w="2771"/>
       </w:tblGrid>
       <w:tr>
         <w:trPr>
@@ -11720,8 +11679,8 @@
         <w:tblLook w:val="04A0" w:firstRow="1" w:lastRow="0" w:firstColumn="1" w:lastColumn="0" w:noHBand="0" w:noVBand="1"/>
       </w:tblPr>
       <w:tblGrid>
-        <w:gridCol w:w="4151"/>
-        <w:gridCol w:w="4151"/>
+        <w:gridCol w:w="4156"/>
+        <w:gridCol w:w="4156"/>
       </w:tblGrid>
       <w:tr>
         <w:trPr>
@@ -11899,9 +11858,9 @@
         <w:tblLook w:val="04A0" w:firstRow="1" w:lastRow="0" w:firstColumn="1" w:lastColumn="0" w:noHBand="0" w:noVBand="1"/>
       </w:tblPr>
       <w:tblGrid>
-        <w:gridCol w:w="2767"/>
-        <w:gridCol w:w="2767"/>
-        <w:gridCol w:w="2768"/>
+        <w:gridCol w:w="2771"/>
+        <w:gridCol w:w="2771"/>
+        <w:gridCol w:w="2771"/>
       </w:tblGrid>
       <w:tr>
         <w:trPr>
@@ -12167,9 +12126,9 @@
         <w:tblLook w:val="04A0" w:firstRow="1" w:lastRow="0" w:firstColumn="1" w:lastColumn="0" w:noHBand="0" w:noVBand="1"/>
       </w:tblPr>
       <w:tblGrid>
-        <w:gridCol w:w="2767"/>
-        <w:gridCol w:w="2767"/>
-        <w:gridCol w:w="2768"/>
+        <w:gridCol w:w="2771"/>
+        <w:gridCol w:w="2771"/>
+        <w:gridCol w:w="2771"/>
       </w:tblGrid>
       <w:tr>
         <w:trPr>
@@ -12328,10 +12287,10 @@
           <w:noProof/>
         </w:rPr>
         <w:drawing>
-          <wp:inline distT="0" distB="0" distL="0" distR="0" wp14:anchorId="0916C248" wp14:editId="5EE9752C">
+          <wp:inline distT="0" distB="0" distL="0" distR="0" wp14:anchorId="4E81BCD7" wp14:editId="43AE9D4A">
             <wp:extent cx="5029200" cy="2785059"/>
             <wp:effectExtent l="0" t="0" r="0" b="0"/>
-            <wp:docPr id="5" name="图片 5"/>
+            <wp:docPr id="18" name="图片 18"/>
             <wp:cNvGraphicFramePr>
               <a:graphicFrameLocks xmlns:a="http://schemas.openxmlformats.org/drawingml/2006/main" noChangeAspect="1"/>
             </wp:cNvGraphicFramePr>
@@ -12339,7 +12298,7 @@
               <a:graphicData uri="http://schemas.openxmlformats.org/drawingml/2006/picture">
                 <pic:pic xmlns:pic="http://schemas.openxmlformats.org/drawingml/2006/picture">
                   <pic:nvPicPr>
-                    <pic:cNvPr id="5" name=""/>
+                    <pic:cNvPr id="18" name=""/>
                     <pic:cNvPicPr/>
                   </pic:nvPicPr>
                   <pic:blipFill>
@@ -12395,10 +12354,10 @@
           <w:noProof/>
         </w:rPr>
         <w:drawing>
-          <wp:inline distT="0" distB="0" distL="0" distR="0" wp14:anchorId="1E4C8DBF" wp14:editId="5E5A3512">
+          <wp:inline distT="0" distB="0" distL="0" distR="0" wp14:anchorId="37006AB9" wp14:editId="7D110B3F">
             <wp:extent cx="5029200" cy="3489340"/>
             <wp:effectExtent l="0" t="0" r="0" b="0"/>
-            <wp:docPr id="7" name="图片 7"/>
+            <wp:docPr id="19" name="图片 19"/>
             <wp:cNvGraphicFramePr>
               <a:graphicFrameLocks xmlns:a="http://schemas.openxmlformats.org/drawingml/2006/main" noChangeAspect="1"/>
             </wp:cNvGraphicFramePr>
@@ -12406,7 +12365,7 @@
               <a:graphicData uri="http://schemas.openxmlformats.org/drawingml/2006/picture">
                 <pic:pic xmlns:pic="http://schemas.openxmlformats.org/drawingml/2006/picture">
                   <pic:nvPicPr>
-                    <pic:cNvPr id="7" name=""/>
+                    <pic:cNvPr id="19" name=""/>
                     <pic:cNvPicPr/>
                   </pic:nvPicPr>
                   <pic:blipFill>
@@ -12462,10 +12421,10 @@
           <w:noProof/>
         </w:rPr>
         <w:drawing>
-          <wp:inline distT="0" distB="0" distL="0" distR="0" wp14:anchorId="31CF0D22" wp14:editId="12743AD8">
+          <wp:inline distT="0" distB="0" distL="0" distR="0" wp14:anchorId="7F3A2F1E" wp14:editId="4852EFAF">
             <wp:extent cx="5074920" cy="3416046"/>
             <wp:effectExtent l="0" t="0" r="0" b="0"/>
-            <wp:docPr id="8" name="图片 8"/>
+            <wp:docPr id="20" name="图片 20"/>
             <wp:cNvGraphicFramePr>
               <a:graphicFrameLocks xmlns:a="http://schemas.openxmlformats.org/drawingml/2006/main" noChangeAspect="1"/>
             </wp:cNvGraphicFramePr>
@@ -12473,7 +12432,7 @@
               <a:graphicData uri="http://schemas.openxmlformats.org/drawingml/2006/picture">
                 <pic:pic xmlns:pic="http://schemas.openxmlformats.org/drawingml/2006/picture">
                   <pic:nvPicPr>
-                    <pic:cNvPr id="8" name=""/>
+                    <pic:cNvPr id="20" name=""/>
                     <pic:cNvPicPr/>
                   </pic:nvPicPr>
                   <pic:blipFill>
@@ -12524,10 +12483,10 @@
           <w:noProof/>
         </w:rPr>
         <w:drawing>
-          <wp:inline distT="0" distB="0" distL="0" distR="0" wp14:anchorId="1B562CAD" wp14:editId="5976FA38">
+          <wp:inline distT="0" distB="0" distL="0" distR="0" wp14:anchorId="02E4E0C8" wp14:editId="4C195E86">
             <wp:extent cx="4983480" cy="6838257"/>
             <wp:effectExtent l="0" t="0" r="0" b="1270"/>
-            <wp:docPr id="9" name="图片 9"/>
+            <wp:docPr id="21" name="图片 21"/>
             <wp:cNvGraphicFramePr>
               <a:graphicFrameLocks xmlns:a="http://schemas.openxmlformats.org/drawingml/2006/main" noChangeAspect="1"/>
             </wp:cNvGraphicFramePr>
@@ -12535,7 +12494,7 @@
               <a:graphicData uri="http://schemas.openxmlformats.org/drawingml/2006/picture">
                 <pic:pic xmlns:pic="http://schemas.openxmlformats.org/drawingml/2006/picture">
                   <pic:nvPicPr>
-                    <pic:cNvPr id="9" name=""/>
+                    <pic:cNvPr id="21" name=""/>
                     <pic:cNvPicPr/>
                   </pic:nvPicPr>
                   <pic:blipFill>
@@ -12586,10 +12545,10 @@
           <w:noProof/>
         </w:rPr>
         <w:drawing>
-          <wp:inline distT="0" distB="0" distL="0" distR="0" wp14:anchorId="182E048A" wp14:editId="6C9D3D54">
+          <wp:inline distT="0" distB="0" distL="0" distR="0" wp14:anchorId="6CBB388F" wp14:editId="5695C2F8">
             <wp:extent cx="5074920" cy="4296464"/>
             <wp:effectExtent l="0" t="0" r="0" b="8890"/>
-            <wp:docPr id="10" name="图片 10"/>
+            <wp:docPr id="22" name="图片 22"/>
             <wp:cNvGraphicFramePr>
               <a:graphicFrameLocks xmlns:a="http://schemas.openxmlformats.org/drawingml/2006/main" noChangeAspect="1"/>
             </wp:cNvGraphicFramePr>
@@ -12597,7 +12556,7 @@
               <a:graphicData uri="http://schemas.openxmlformats.org/drawingml/2006/picture">
                 <pic:pic xmlns:pic="http://schemas.openxmlformats.org/drawingml/2006/picture">
                   <pic:nvPicPr>
-                    <pic:cNvPr id="10" name=""/>
+                    <pic:cNvPr id="22" name=""/>
                     <pic:cNvPicPr/>
                   </pic:nvPicPr>
                   <pic:blipFill>
@@ -12648,10 +12607,10 @@
           <w:noProof/>
         </w:rPr>
         <w:drawing>
-          <wp:inline distT="0" distB="0" distL="0" distR="0" wp14:anchorId="14FA8513" wp14:editId="6D175BE9">
+          <wp:inline distT="0" distB="0" distL="0" distR="0" wp14:anchorId="53325D1F" wp14:editId="68C06521">
             <wp:extent cx="5074920" cy="6836813"/>
             <wp:effectExtent l="0" t="0" r="0" b="2540"/>
-            <wp:docPr id="11" name="图片 11"/>
+            <wp:docPr id="23" name="图片 23"/>
             <wp:cNvGraphicFramePr>
               <a:graphicFrameLocks xmlns:a="http://schemas.openxmlformats.org/drawingml/2006/main" noChangeAspect="1"/>
             </wp:cNvGraphicFramePr>
@@ -12659,7 +12618,7 @@
               <a:graphicData uri="http://schemas.openxmlformats.org/drawingml/2006/picture">
                 <pic:pic xmlns:pic="http://schemas.openxmlformats.org/drawingml/2006/picture">
                   <pic:nvPicPr>
-                    <pic:cNvPr id="11" name=""/>
+                    <pic:cNvPr id="23" name=""/>
                     <pic:cNvPicPr/>
                   </pic:nvPicPr>
                   <pic:blipFill>
@@ -12710,10 +12669,10 @@
           <w:noProof/>
         </w:rPr>
         <w:drawing>
-          <wp:inline distT="0" distB="0" distL="0" distR="0" wp14:anchorId="6A3438D4" wp14:editId="4FCA4F89">
+          <wp:inline distT="0" distB="0" distL="0" distR="0" wp14:anchorId="47370B01" wp14:editId="3C9E96CE">
             <wp:extent cx="3657600" cy="7652955"/>
             <wp:effectExtent l="0" t="0" r="0" b="5715"/>
-            <wp:docPr id="12" name="图片 12"/>
+            <wp:docPr id="24" name="图片 24"/>
             <wp:cNvGraphicFramePr>
               <a:graphicFrameLocks xmlns:a="http://schemas.openxmlformats.org/drawingml/2006/main" noChangeAspect="1"/>
             </wp:cNvGraphicFramePr>
@@ -12721,7 +12680,7 @@
               <a:graphicData uri="http://schemas.openxmlformats.org/drawingml/2006/picture">
                 <pic:pic xmlns:pic="http://schemas.openxmlformats.org/drawingml/2006/picture">
                   <pic:nvPicPr>
-                    <pic:cNvPr id="12" name=""/>
+                    <pic:cNvPr id="24" name=""/>
                     <pic:cNvPicPr/>
                   </pic:nvPicPr>
                   <pic:blipFill>
@@ -12777,10 +12736,10 @@
           <w:noProof/>
         </w:rPr>
         <w:drawing>
-          <wp:inline distT="0" distB="0" distL="0" distR="0" wp14:anchorId="050FC85E" wp14:editId="59ACF726">
+          <wp:inline distT="0" distB="0" distL="0" distR="0" wp14:anchorId="64B874FA" wp14:editId="44001F3A">
             <wp:extent cx="5074920" cy="5428430"/>
             <wp:effectExtent l="0" t="0" r="0" b="1270"/>
-            <wp:docPr id="13" name="图片 13"/>
+            <wp:docPr id="25" name="图片 25"/>
             <wp:cNvGraphicFramePr>
               <a:graphicFrameLocks xmlns:a="http://schemas.openxmlformats.org/drawingml/2006/main" noChangeAspect="1"/>
             </wp:cNvGraphicFramePr>
@@ -12788,7 +12747,7 @@
               <a:graphicData uri="http://schemas.openxmlformats.org/drawingml/2006/picture">
                 <pic:pic xmlns:pic="http://schemas.openxmlformats.org/drawingml/2006/picture">
                   <pic:nvPicPr>
-                    <pic:cNvPr id="13" name=""/>
+                    <pic:cNvPr id="25" name=""/>
                     <pic:cNvPicPr/>
                   </pic:nvPicPr>
                   <pic:blipFill>
@@ -12844,10 +12803,10 @@
           <w:noProof/>
         </w:rPr>
         <w:drawing>
-          <wp:inline distT="0" distB="0" distL="0" distR="0" wp14:anchorId="259C309F" wp14:editId="4866B214">
+          <wp:inline distT="0" distB="0" distL="0" distR="0" wp14:anchorId="03029136" wp14:editId="6E0075ED">
             <wp:extent cx="5074920" cy="4780023"/>
             <wp:effectExtent l="0" t="0" r="0" b="1905"/>
-            <wp:docPr id="14" name="图片 14"/>
+            <wp:docPr id="26" name="图片 26"/>
             <wp:cNvGraphicFramePr>
               <a:graphicFrameLocks xmlns:a="http://schemas.openxmlformats.org/drawingml/2006/main" noChangeAspect="1"/>
             </wp:cNvGraphicFramePr>
@@ -12855,7 +12814,7 @@
               <a:graphicData uri="http://schemas.openxmlformats.org/drawingml/2006/picture">
                 <pic:pic xmlns:pic="http://schemas.openxmlformats.org/drawingml/2006/picture">
                   <pic:nvPicPr>
-                    <pic:cNvPr id="14" name=""/>
+                    <pic:cNvPr id="26" name=""/>
                     <pic:cNvPicPr/>
                   </pic:nvPicPr>
                   <pic:blipFill>
@@ -12913,9 +12872,9 @@
         <w:tblLook w:val="04A0" w:firstRow="1" w:lastRow="0" w:firstColumn="1" w:lastColumn="0" w:noHBand="0" w:noVBand="1"/>
       </w:tblPr>
       <w:tblGrid>
-        <w:gridCol w:w="2765"/>
         <w:gridCol w:w="2771"/>
-        <w:gridCol w:w="2766"/>
+        <w:gridCol w:w="2771"/>
+        <w:gridCol w:w="2771"/>
       </w:tblGrid>
       <w:tr>
         <w:trPr>
@@ -13513,8 +13472,8 @@
         <w:tblLook w:val="04A0" w:firstRow="1" w:lastRow="0" w:firstColumn="1" w:lastColumn="0" w:noHBand="0" w:noVBand="1"/>
       </w:tblPr>
       <w:tblGrid>
-        <w:gridCol w:w="4151"/>
-        <w:gridCol w:w="4151"/>
+        <w:gridCol w:w="4156"/>
+        <w:gridCol w:w="4156"/>
       </w:tblGrid>
       <w:tr>
         <w:trPr>
@@ -13892,10 +13851,10 @@
         <w:tblLook w:val="04A0" w:firstRow="1" w:lastRow="0" w:firstColumn="1" w:lastColumn="0" w:noHBand="0" w:noVBand="1"/>
       </w:tblPr>
       <w:tblGrid>
-        <w:gridCol w:w="2076"/>
-        <w:gridCol w:w="2075"/>
-        <w:gridCol w:w="2075"/>
-        <w:gridCol w:w="2076"/>
+        <w:gridCol w:w="2078"/>
+        <w:gridCol w:w="2078"/>
+        <w:gridCol w:w="2078"/>
+        <w:gridCol w:w="2078"/>
       </w:tblGrid>
       <w:tr>
         <w:trPr>
@@ -14168,9 +14127,9 @@
         <w:tblLook w:val="04A0" w:firstRow="1" w:lastRow="0" w:firstColumn="1" w:lastColumn="0" w:noHBand="0" w:noVBand="1"/>
       </w:tblPr>
       <w:tblGrid>
-        <w:gridCol w:w="2767"/>
-        <w:gridCol w:w="2767"/>
-        <w:gridCol w:w="2768"/>
+        <w:gridCol w:w="2771"/>
+        <w:gridCol w:w="2771"/>
+        <w:gridCol w:w="2771"/>
       </w:tblGrid>
       <w:tr>
         <w:trPr>
